--- a/pr-preview/pr-204/sufficiency-handout-tracked-changes.docx
+++ b/pr-preview/pr-204/sufficiency-handout-tracked-changes.docx
@@ -16,7 +16,7 @@
       </w:pPr>
       <w:del w:id="1" w:author="PR Preview" w:date="2026-01-01T00:00:00Z">
         <w:r>
-          <w:delText xml:space="preserve">Last modified: 2026-10-15 12:42:47 (PDT)</w:delText>
+          <w:delText xml:space="preserve">Last modified: 2026-10-15 12:56:30 (PDT)</w:delText>
         </w:r>
       </w:del>
     </w:p>
@@ -26,7 +26,7 @@
       </w:pPr>
       <w:ins w:id="2" w:author="PR Preview" w:date="2026-01-01T00:00:00Z">
         <w:r>
-          <w:t xml:space="preserve">Last modified: 2026-10-15 12:50:24 (PDT)</w:t>
+          <w:t xml:space="preserve">Last modified: 2026-10-15 13:07:45 (PDT)</w:t>
         </w:r>
       </w:ins>
     </w:p>
@@ -79,7 +79,7 @@
         <w:t xml:space="preserve">without making it more biased.</w:t>
       </w:r>
     </w:p>
-    <w:bookmarkStart w:id="24" w:name="sec-sufficiency"/>
+    <w:bookmarkStart w:id="21" w:name="sec-sufficiency"/>
     <w:p>
       <w:pPr>
         <w:pStyle w:val="Heading2"/>
@@ -279,7 +279,7 @@
       </w:r>
     </w:p>
     <w:bookmarkEnd w:id="12"/>
-    <w:bookmarkStart w:id="17" w:name="def-sufficient"/>
+    <w:bookmarkStart w:id="14" w:name="def-sufficient"/>
     <w:p>
       <w:pPr>
         <w:pStyle w:val="BodyText"/>
@@ -720,159 +720,36 @@
       </m:oMathPara>
       <w:bookmarkEnd w:id="13"/>
     </w:p>
-    <w:tbl>
-      <w:tblPr>
-        <w:tblStyle w:val="Table"/>
-        <w:tblLook w:firstRow="0" w:lastRow="0" w:firstColumn="0" w:lastColumn="0" w:noHBand="0" w:noVBand="0" w:val="0000"/>
-        <w:tblBorders>
-          <w:top w:val="single" w:sz="4" w:space="0" w:color="0758E5"/>
-          <w:left w:val="single" w:sz="24" w:space="0" w:color="0758E5"/>
-          <w:bottom w:val="single" w:sz="4" w:space="0" w:color="0758E5"/>
-          <w:right w:val="single" w:sz="4" w:space="0" w:color="0758E5"/>
-        </w:tblBorders>
-        <w:tblCellMar>
-          <w:left w:w="144" w:type="dxa"/>
-          <w:right w:w="144" w:type="dxa"/>
-        </w:tblCellMar>
-        <w:tblLook w:firstRow="0" w:lastRow="0" w:firstColumn="0" w:lastColumn="0" w:noHBand="0" w:noVBand="0" w:val="0000"/>
-      </w:tblPr>
-      <w:tr>
-        <w:trPr>
-          <w:cantSplit/>
-        </w:trPr>
-        <w:tc>
-          <w:tcPr>
-            <w:shd w:color="auto" w:fill="dae6fb" w:val="clear"/>
-            <w:tcMar>
-              <w:top w:w="92" w:type="dxa"/>
-              <w:bottom w:w="92" w:type="dxa"/>
-            </w:tcMar>
-          </w:tcPr>
-          <w:p>
-            <w:pPr>
-              <w:pStyle w:val="FirstParagraph"/>
-            </w:pPr>
-            <w:pPr>
-              <w:spacing w:before="0" w:after="0"/>
-              <w:textAlignment w:val="center"/>
-            </w:pPr>
-            <w:r>
-              <w:drawing>
-                <wp:inline>
-                  <wp:extent cx="152400" cy="152400"/>
-                  <wp:effectExtent b="0" l="0" r="0" t="0"/>
-                  <wp:docPr descr="" title="" id="15" name="Picture"/>
-                  <a:graphic>
-                    <a:graphicData uri="http://schemas.openxmlformats.org/drawingml/2006/picture">
-                      <pic:pic>
-                        <pic:nvPicPr>
-                          <pic:cNvPr descr="/opt/quarto/share/formats/docx/note.png" id="16" name="Picture"/>
-                          <pic:cNvPicPr>
-                            <a:picLocks noChangeArrowheads="1" noChangeAspect="1"/>
-                          </pic:cNvPicPr>
-                        </pic:nvPicPr>
-                        <pic:blipFill>
-                          <a:blip r:embed="rId14"/>
-                          <a:stretch>
-                            <a:fillRect/>
-                          </a:stretch>
-                        </pic:blipFill>
-                        <pic:spPr bwMode="auto">
-                          <a:xfrm>
-                            <a:off x="0" y="0"/>
-                            <a:ext cx="152400" cy="152400"/>
-                          </a:xfrm>
-                          <a:prstGeom prst="rect">
-                            <a:avLst/>
-                          </a:prstGeom>
-                          <a:noFill/>
-                          <a:ln w="9525">
-                            <a:noFill/>
-                            <a:headEnd/>
-                            <a:tailEnd/>
-                          </a:ln>
-                        </pic:spPr>
-                      </pic:pic>
-                    </a:graphicData>
-                  </a:graphic>
-                </wp:inline>
-              </w:drawing>
-            </w:r>
-            <w:r>
-              <w:t xml:space="preserve"> </w:t>
-            </w:r>
-            <w:r>
-              <w:t xml:space="preserve"> </w:t>
-            </w:r>
-            <w:r>
-              <w:t xml:space="preserve">Source</w:t>
-            </w:r>
-          </w:p>
-        </w:tc>
-      </w:tr>
-      <w:tr>
-        <w:trPr>
-          <w:cantSplit/>
-        </w:trPr>
-        <w:tc>
-          <w:tcPr>
-            <w:tcMar>
-              <w:top w:w="108" w:type="dxa"/>
-              <w:bottom w:w="108" w:type="dxa"/>
-            </w:tcMar>
-          </w:tcPr>
-          <w:p>
-            <w:pPr>
-              <w:pStyle w:val="BodyText"/>
-            </w:pPr>
-            <w:pPr>
-              <w:spacing w:before="16" w:after="16"/>
-            </w:pPr>
-            <w:r>
-              <w:t xml:space="preserve">Fisher (1922)</w:t>
-            </w:r>
-            <w:r>
-              <w:t xml:space="preserve"> </w:t>
-            </w:r>
-            <w:r>
-              <w:t xml:space="preserve">introduced sufficiency;</w:t>
-            </w:r>
-            <w:r>
-              <w:t xml:space="preserve"> </w:t>
-            </w:r>
-            <w:r>
-              <w:t xml:space="preserve">Casella and Berger (2002, Def. 6.2.1, p. 272)</w:t>
-            </w:r>
-            <w:r>
-              <w:t xml:space="preserve">.</w:t>
-            </w:r>
-          </w:p>
-          <w:p/>
-        </w:tc>
-      </w:tr>
-    </w:tbl>
-    <w:bookmarkEnd w:id="17"/>
-    <w:bookmarkStart w:id="18" w:name="rem-sufficient-meaning"/>
+    <w:bookmarkEnd w:id="14"/>
+    <w:bookmarkStart w:id="15" w:name="rem-source-sufficient"/>
     <w:p>
       <w:pPr>
         <w:pStyle w:val="BodyText"/>
       </w:pPr>
-      <w:r>
-        <w:rPr>
-          <w:i/>
-          <w:iCs/>
-        </w:rPr>
-        <w:t xml:space="preserve">Remark 2</w:t>
-      </w:r>
-      <w:r>
-        <w:t xml:space="preserve"> (What sufficiency says). </w:t>
-      </w:r>
-      <w:r>
-        <w:t xml:space="preserve">Once we know</w:t>
-      </w:r>
-      <w:r>
-        <w:t xml:space="preserve"> </w:t>
-      </w:r>
+      <w:del w:id="3" w:author="PR Preview" w:date="2026-01-01T00:00:00Z">
+        <w:r>
+          <w:rPr>
+            <w:i/>
+            <w:iCs/>
+          </w:rPr>
+          <w:delText xml:space="preserve">Remark 2</w:delText>
+        </w:r>
+      </w:del>
+      <w:del w:id="4" w:author="PR Preview" w:date="2026-01-01T00:00:00Z">
+        <w:r>
+          <w:delText xml:space="preserve"> (What sufficiency says). </w:delText>
+        </w:r>
+      </w:del>
+      <w:del w:id="5" w:author="PR Preview" w:date="2026-01-01T00:00:00Z">
+        <w:r>
+          <w:delText xml:space="preserve">Once we know</w:delText>
+        </w:r>
+      </w:del>
+      <w:del w:id="6" w:author="PR Preview" w:date="2026-01-01T00:00:00Z">
+        <w:r>
+          <w:delText xml:space="preserve"> </w:delText>
+        </w:r>
+      </w:del>
       <m:oMath>
         <m:r>
           <m:t>T</m:t>
@@ -904,38 +781,56 @@
           <m:t>​</m:t>
         </m:r>
       </m:oMath>
-      <w:r>
-        <w:t xml:space="preserve">, the remaining randomness in the sample</w:t>
-      </w:r>
-      <w:r>
-        <w:t xml:space="preserve"> </w:t>
-      </w:r>
-      <w:r>
-        <w:t xml:space="preserve">has the same distribution whatever the parameter is,</w:t>
-      </w:r>
-      <w:r>
-        <w:t xml:space="preserve"> </w:t>
-      </w:r>
-      <w:r>
-        <w:t xml:space="preserve">so the sample carries no further information about</w:t>
-      </w:r>
-      <w:r>
-        <w:t xml:space="preserve"> </w:t>
-      </w:r>
+      <w:del w:id="7" w:author="PR Preview" w:date="2026-01-01T00:00:00Z">
+        <w:r>
+          <w:delText xml:space="preserve">, the remaining randomness in the sample</w:delText>
+        </w:r>
+      </w:del>
+      <w:del w:id="8" w:author="PR Preview" w:date="2026-01-01T00:00:00Z">
+        <w:r>
+          <w:delText xml:space="preserve"> </w:delText>
+        </w:r>
+      </w:del>
+      <w:del w:id="9" w:author="PR Preview" w:date="2026-01-01T00:00:00Z">
+        <w:r>
+          <w:delText xml:space="preserve">has the same distribution whatever the parameter is,</w:delText>
+        </w:r>
+      </w:del>
+      <w:del w:id="10" w:author="PR Preview" w:date="2026-01-01T00:00:00Z">
+        <w:r>
+          <w:delText xml:space="preserve"> </w:delText>
+        </w:r>
+      </w:del>
+      <w:del w:id="11" w:author="PR Preview" w:date="2026-01-01T00:00:00Z">
+        <w:r>
+          <w:delText xml:space="preserve">so the sample carries no further information about</w:delText>
+        </w:r>
+      </w:del>
+      <w:del w:id="12" w:author="PR Preview" w:date="2026-01-01T00:00:00Z">
+        <w:r>
+          <w:delText xml:space="preserve"> </w:delText>
+        </w:r>
+      </w:del>
       <m:oMath>
         <m:r>
           <m:t>θ</m:t>
         </m:r>
       </m:oMath>
-      <w:r>
-        <w:t xml:space="preserve"> </w:t>
-      </w:r>
-      <w:r>
-        <w:t xml:space="preserve">beyond</w:t>
-      </w:r>
-      <w:r>
-        <w:t xml:space="preserve"> </w:t>
-      </w:r>
+      <w:del w:id="13" w:author="PR Preview" w:date="2026-01-01T00:00:00Z">
+        <w:r>
+          <w:delText xml:space="preserve"> </w:delText>
+        </w:r>
+      </w:del>
+      <w:del w:id="14" w:author="PR Preview" w:date="2026-01-01T00:00:00Z">
+        <w:r>
+          <w:delText xml:space="preserve">beyond</w:delText>
+        </w:r>
+      </w:del>
+      <w:del w:id="15" w:author="PR Preview" w:date="2026-01-01T00:00:00Z">
+        <w:r>
+          <w:delText xml:space="preserve"> </w:delText>
+        </w:r>
+      </w:del>
       <m:oMath>
         <m:r>
           <m:t>T</m:t>
@@ -967,37 +862,116 @@
           <m:t>​</m:t>
         </m:r>
       </m:oMath>
-      <w:r>
-        <w:t xml:space="preserve">.</w:t>
-      </w:r>
-      <w:r>
-        <w:t xml:space="preserve"> </w:t>
-      </w:r>
-      <w:r>
-        <w:t xml:space="preserve">A statistic can therefore stand in for the whole sample when we estimate</w:t>
-      </w:r>
-      <w:r>
-        <w:t xml:space="preserve"> </w:t>
-      </w:r>
+      <w:del w:id="16" w:author="PR Preview" w:date="2026-01-01T00:00:00Z">
+        <w:r>
+          <w:delText xml:space="preserve">.</w:delText>
+        </w:r>
+      </w:del>
+      <w:del w:id="17" w:author="PR Preview" w:date="2026-01-01T00:00:00Z">
+        <w:r>
+          <w:delText xml:space="preserve"> </w:delText>
+        </w:r>
+      </w:del>
+      <w:del w:id="18" w:author="PR Preview" w:date="2026-01-01T00:00:00Z">
+        <w:r>
+          <w:delText xml:space="preserve">A statistic can therefore stand in for the whole sample when we estimate</w:delText>
+        </w:r>
+      </w:del>
+      <w:del w:id="19" w:author="PR Preview" w:date="2026-01-01T00:00:00Z">
+        <w:r>
+          <w:delText xml:space="preserve"> </w:delText>
+        </w:r>
+      </w:del>
       <m:oMath>
         <m:r>
           <m:t>θ</m:t>
         </m:r>
       </m:oMath>
-      <w:r>
-        <w:t xml:space="preserve">.</w:t>
-      </w:r>
+      <w:del w:id="20" w:author="PR Preview" w:date="2026-01-01T00:00:00Z">
+        <w:r>
+          <w:delText xml:space="preserve">.</w:delText>
+        </w:r>
+      </w:del>
     </w:p>
+    <w:p>
+      <w:pPr>
+        <w:pStyle w:val="FirstParagraph"/>
+      </w:pPr>
+      <w:ins w:id="21" w:author="PR Preview" w:date="2026-01-01T00:00:00Z">
+        <w:r>
+          <w:rPr>
+            <w:i/>
+            <w:iCs/>
+          </w:rPr>
+          <w:t xml:space="preserve">Remark 2</w:t>
+        </w:r>
+      </w:ins>
+      <w:ins w:id="22" w:author="PR Preview" w:date="2026-01-01T00:00:00Z">
+        <w:r>
+          <w:t xml:space="preserve"> (Source: Sufficient statistic). </w:t>
+        </w:r>
+      </w:ins>
+      <w:ins w:id="23" w:author="PR Preview" w:date="2026-01-01T00:00:00Z">
+        <w:r>
+          <w:t xml:space="preserve">Fisher (1922)</w:t>
+        </w:r>
+      </w:ins>
+      <w:ins w:id="24" w:author="PR Preview" w:date="2026-01-01T00:00:00Z">
+        <w:r>
+          <w:t xml:space="preserve"> </w:t>
+        </w:r>
+      </w:ins>
+      <w:ins w:id="25" w:author="PR Preview" w:date="2026-01-01T00:00:00Z">
+        <w:r>
+          <w:t xml:space="preserve">introduced sufficiency;</w:t>
+        </w:r>
+      </w:ins>
+      <w:ins w:id="26" w:author="PR Preview" w:date="2026-01-01T00:00:00Z">
+        <w:r>
+          <w:t xml:space="preserve"> </w:t>
+        </w:r>
+      </w:ins>
+      <w:ins w:id="27" w:author="PR Preview" w:date="2026-01-01T00:00:00Z">
+        <w:r>
+          <w:t xml:space="preserve">Casella and Berger (2002, Def. 6.2.1, p. 272)</w:t>
+        </w:r>
+      </w:ins>
+      <w:ins w:id="28" w:author="PR Preview" w:date="2026-01-01T00:00:00Z">
+        <w:r>
+          <w:t xml:space="preserve">.</w:t>
+        </w:r>
+      </w:ins>
+    </w:p>
+    <w:bookmarkEnd w:id="15"/>
+    <w:bookmarkStart w:id="16" w:name="rem-sufficient-meaning"/>
     <w:p>
       <w:pPr>
         <w:pStyle w:val="BodyText"/>
       </w:pPr>
-      <w:r>
-        <w:t xml:space="preserve">The sample itself, taking</w:t>
-      </w:r>
-      <w:r>
-        <w:t xml:space="preserve"> </w:t>
-      </w:r>
+      <w:ins w:id="29" w:author="PR Preview" w:date="2026-01-01T00:00:00Z">
+        <w:r>
+          <w:rPr>
+            <w:i/>
+            <w:iCs/>
+          </w:rPr>
+          <w:t xml:space="preserve">Remark 3</w:t>
+        </w:r>
+      </w:ins>
+      <w:ins w:id="30" w:author="PR Preview" w:date="2026-01-01T00:00:00Z">
+        <w:r>
+          <w:t xml:space="preserve"> (What sufficiency says). </w:t>
+        </w:r>
+      </w:ins>
+      <w:ins w:id="31" w:author="PR Preview" w:date="2026-01-01T00:00:00Z">
+        <w:r>
+          <w:t xml:space="preserve">Once we know</w:t>
+        </w:r>
+      </w:ins>
+      <w:ins w:id="32" w:author="PR Preview" w:date="2026-01-01T00:00:00Z">
+        <w:r>
+          <w:t xml:space="preserve"> </w:t>
+        </w:r>
+      </w:ins>
       <m:oMath>
         <m:r>
           <m:t>T</m:t>
@@ -1028,171 +1002,57 @@
         <m:r>
           <m:t>​</m:t>
         </m:r>
-        <m:r>
-          <m:rPr>
-            <m:sty m:val="p"/>
-          </m:rPr>
-          <m:t>=</m:t>
-        </m:r>
-        <m:acc>
-          <m:accPr>
-            <m:chr m:val="̃"/>
-          </m:accPr>
-          <m:e>
-            <m:r>
-              <m:t>X</m:t>
-            </m:r>
-          </m:e>
-        </m:acc>
       </m:oMath>
-      <w:r>
-        <w:t xml:space="preserve">, is always sufficient but does not reduce the data;</w:t>
-      </w:r>
-      <w:r>
-        <w:t xml:space="preserve"> </w:t>
-      </w:r>
-      <w:r>
-        <w:t xml:space="preserve">a useful sufficient statistic is a much shorter summary,</w:t>
-      </w:r>
-      <w:r>
-        <w:t xml:space="preserve"> </w:t>
-      </w:r>
-      <w:r>
-        <w:t xml:space="preserve">such as a sum or a mean.</w:t>
-      </w:r>
-    </w:p>
-    <w:p>
-      <w:pPr>
-        <w:pStyle w:val="BodyText"/>
-      </w:pPr>
-      <w:r>
-        <w:t xml:space="preserve">Sufficiency by itself does not give a best estimator:</w:t>
-      </w:r>
-      <w:r>
-        <w:t xml:space="preserve"> </w:t>
-      </w:r>
-      <w:r>
-        <w:t xml:space="preserve">it says which summaries lose nothing, not which function of them to use.</w:t>
-      </w:r>
-      <w:r>
-        <w:t xml:space="preserve"> </w:t>
-      </w:r>
-      <w:r>
-        <w:t xml:space="preserve">The Rao–Blackwell theorem below shows how to improve a given unbiased estimator.</w:t>
-      </w:r>
-    </w:p>
-    <w:p>
-      <w:pPr>
-        <w:pStyle w:val="BodyText"/>
-      </w:pPr>
-      <w:r>
-        <w:t xml:space="preserve">For a continuous sample, the definition, the factorization theorem and the conditional expectations below</w:t>
-      </w:r>
-      <w:r>
-        <w:t xml:space="preserve"> </w:t>
-      </w:r>
-      <w:r>
-        <w:t xml:space="preserve">use densities and integrals instead of probability mass functions and sums.</w:t>
-      </w:r>
-    </w:p>
-    <w:bookmarkEnd w:id="18"/>
-    <w:bookmarkStart w:id="22" w:name="thm-factorization"/>
-    <w:p>
-      <w:pPr>
-        <w:pStyle w:val="BodyText"/>
-      </w:pPr>
-      <w:r>
-        <w:rPr>
-          <w:b/>
-          <w:bCs/>
-        </w:rPr>
-        <w:t xml:space="preserve">Theorem 1 (Factorization theorem)</w:t>
-      </w:r>
-      <w:r>
-        <w:t xml:space="preserve"> </w:t>
-      </w:r>
-      <w:r>
-        <w:t xml:space="preserve">Let</w:t>
-      </w:r>
-      <w:r>
-        <w:t xml:space="preserve"> </w:t>
-      </w:r>
+      <w:ins w:id="33" w:author="PR Preview" w:date="2026-01-01T00:00:00Z">
+        <w:r>
+          <w:t xml:space="preserve">, the remaining randomness in the sample</w:t>
+        </w:r>
+      </w:ins>
+      <w:ins w:id="34" w:author="PR Preview" w:date="2026-01-01T00:00:00Z">
+        <w:r>
+          <w:t xml:space="preserve"> </w:t>
+        </w:r>
+      </w:ins>
+      <w:ins w:id="35" w:author="PR Preview" w:date="2026-01-01T00:00:00Z">
+        <w:r>
+          <w:t xml:space="preserve">has the same distribution whatever the parameter is,</w:t>
+        </w:r>
+      </w:ins>
+      <w:ins w:id="36" w:author="PR Preview" w:date="2026-01-01T00:00:00Z">
+        <w:r>
+          <w:t xml:space="preserve"> </w:t>
+        </w:r>
+      </w:ins>
+      <w:ins w:id="37" w:author="PR Preview" w:date="2026-01-01T00:00:00Z">
+        <w:r>
+          <w:t xml:space="preserve">so the sample carries no further information about</w:t>
+        </w:r>
+      </w:ins>
+      <w:ins w:id="38" w:author="PR Preview" w:date="2026-01-01T00:00:00Z">
+        <w:r>
+          <w:t xml:space="preserve"> </w:t>
+        </w:r>
+      </w:ins>
       <m:oMath>
         <m:r>
-          <m:rPr>
-            <m:sty m:val="p"/>
-          </m:rPr>
-          <m:t>f</m:t>
-        </m:r>
-        <m:r>
-          <m:t>​</m:t>
-        </m:r>
-        <m:d>
-          <m:dPr>
-            <m:begChr m:val="("/>
-            <m:sepChr m:val=""/>
-            <m:endChr m:val=")"/>
-            <m:grow/>
-          </m:dPr>
-          <m:e>
-            <m:acc>
-              <m:accPr>
-                <m:chr m:val="̃"/>
-              </m:accPr>
-              <m:e>
-                <m:r>
-                  <m:t>x</m:t>
-                </m:r>
-              </m:e>
-            </m:acc>
-            <m:r>
-              <m:rPr>
-                <m:sty m:val="p"/>
-              </m:rPr>
-              <m:t>;</m:t>
-            </m:r>
-            <m:r>
-              <m:t>θ</m:t>
-            </m:r>
-          </m:e>
-        </m:d>
-        <m:r>
-          <m:t>​</m:t>
+          <m:t>θ</m:t>
         </m:r>
       </m:oMath>
-      <w:r>
-        <w:t xml:space="preserve"> </w:t>
-      </w:r>
-      <w:r>
-        <w:t xml:space="preserve">be the joint probability mass function of a discrete sample</w:t>
-      </w:r>
-      <w:r>
-        <w:t xml:space="preserve"> </w:t>
-      </w:r>
-      <m:oMath>
-        <m:acc>
-          <m:accPr>
-            <m:chr m:val="̃"/>
-          </m:accPr>
-          <m:e>
-            <m:r>
-              <m:t>X</m:t>
-            </m:r>
-          </m:e>
-        </m:acc>
-      </m:oMath>
-      <w:r>
-        <w:t xml:space="preserve">.</w:t>
-      </w:r>
-      <w:r>
-        <w:t xml:space="preserve"> </w:t>
-      </w:r>
-      <w:r>
-        <w:t xml:space="preserve">A statistic</w:t>
-      </w:r>
-      <w:r>
-        <w:t xml:space="preserve"> </w:t>
-      </w:r>
+      <w:ins w:id="39" w:author="PR Preview" w:date="2026-01-01T00:00:00Z">
+        <w:r>
+          <w:t xml:space="preserve"> </w:t>
+        </w:r>
+      </w:ins>
+      <w:ins w:id="40" w:author="PR Preview" w:date="2026-01-01T00:00:00Z">
+        <w:r>
+          <w:t xml:space="preserve">beyond</w:t>
+        </w:r>
+      </w:ins>
+      <w:ins w:id="41" w:author="PR Preview" w:date="2026-01-01T00:00:00Z">
+        <w:r>
+          <w:t xml:space="preserve"> </w:t>
+        </w:r>
+      </w:ins>
       <m:oMath>
         <m:r>
           <m:t>T</m:t>
@@ -1224,6 +1084,273 @@
           <m:t>​</m:t>
         </m:r>
       </m:oMath>
+      <w:ins w:id="42" w:author="PR Preview" w:date="2026-01-01T00:00:00Z">
+        <w:r>
+          <w:t xml:space="preserve">.</w:t>
+        </w:r>
+      </w:ins>
+      <w:ins w:id="43" w:author="PR Preview" w:date="2026-01-01T00:00:00Z">
+        <w:r>
+          <w:t xml:space="preserve"> </w:t>
+        </w:r>
+      </w:ins>
+      <w:ins w:id="44" w:author="PR Preview" w:date="2026-01-01T00:00:00Z">
+        <w:r>
+          <w:t xml:space="preserve">A statistic can therefore stand in for the whole sample when we estimate</w:t>
+        </w:r>
+      </w:ins>
+      <w:ins w:id="45" w:author="PR Preview" w:date="2026-01-01T00:00:00Z">
+        <w:r>
+          <w:t xml:space="preserve"> </w:t>
+        </w:r>
+      </w:ins>
+      <m:oMath>
+        <m:r>
+          <m:t>θ</m:t>
+        </m:r>
+      </m:oMath>
+      <w:ins w:id="46" w:author="PR Preview" w:date="2026-01-01T00:00:00Z">
+        <w:r>
+          <w:t xml:space="preserve">.</w:t>
+        </w:r>
+      </w:ins>
+    </w:p>
+    <w:p>
+      <w:pPr>
+        <w:pStyle w:val="BodyText"/>
+      </w:pPr>
+      <w:r>
+        <w:t xml:space="preserve">The sample itself, taking</w:t>
+      </w:r>
+      <w:r>
+        <w:t xml:space="preserve"> </w:t>
+      </w:r>
+      <m:oMath>
+        <m:r>
+          <m:t>T</m:t>
+        </m:r>
+        <m:r>
+          <m:t>​</m:t>
+        </m:r>
+        <m:d>
+          <m:dPr>
+            <m:begChr m:val="("/>
+            <m:sepChr m:val=""/>
+            <m:endChr m:val=")"/>
+            <m:grow/>
+          </m:dPr>
+          <m:e>
+            <m:acc>
+              <m:accPr>
+                <m:chr m:val="̃"/>
+              </m:accPr>
+              <m:e>
+                <m:r>
+                  <m:t>X</m:t>
+                </m:r>
+              </m:e>
+            </m:acc>
+          </m:e>
+        </m:d>
+        <m:r>
+          <m:t>​</m:t>
+        </m:r>
+        <m:r>
+          <m:rPr>
+            <m:sty m:val="p"/>
+          </m:rPr>
+          <m:t>=</m:t>
+        </m:r>
+        <m:acc>
+          <m:accPr>
+            <m:chr m:val="̃"/>
+          </m:accPr>
+          <m:e>
+            <m:r>
+              <m:t>X</m:t>
+            </m:r>
+          </m:e>
+        </m:acc>
+      </m:oMath>
+      <w:r>
+        <w:t xml:space="preserve">, is always sufficient but does not reduce the data;</w:t>
+      </w:r>
+      <w:r>
+        <w:t xml:space="preserve"> </w:t>
+      </w:r>
+      <w:r>
+        <w:t xml:space="preserve">a useful sufficient statistic is a much shorter summary,</w:t>
+      </w:r>
+      <w:r>
+        <w:t xml:space="preserve"> </w:t>
+      </w:r>
+      <w:r>
+        <w:t xml:space="preserve">such as a sum or a mean.</w:t>
+      </w:r>
+    </w:p>
+    <w:p>
+      <w:pPr>
+        <w:pStyle w:val="BodyText"/>
+      </w:pPr>
+      <w:r>
+        <w:t xml:space="preserve">Sufficiency by itself does not give a best estimator:</w:t>
+      </w:r>
+      <w:r>
+        <w:t xml:space="preserve"> </w:t>
+      </w:r>
+      <w:r>
+        <w:t xml:space="preserve">it says which summaries lose nothing, not which function of them to use.</w:t>
+      </w:r>
+      <w:r>
+        <w:t xml:space="preserve"> </w:t>
+      </w:r>
+      <w:r>
+        <w:t xml:space="preserve">The Rao–Blackwell theorem below shows how to improve a given unbiased estimator.</w:t>
+      </w:r>
+    </w:p>
+    <w:p>
+      <w:pPr>
+        <w:pStyle w:val="BodyText"/>
+      </w:pPr>
+      <w:r>
+        <w:t xml:space="preserve">For a continuous sample, the definition, the factorization theorem and the conditional expectations below</w:t>
+      </w:r>
+      <w:r>
+        <w:t xml:space="preserve"> </w:t>
+      </w:r>
+      <w:r>
+        <w:t xml:space="preserve">use densities and integrals instead of probability mass functions and sums.</w:t>
+      </w:r>
+    </w:p>
+    <w:bookmarkEnd w:id="16"/>
+    <w:bookmarkStart w:id="18" w:name="thm-factorization"/>
+    <w:p>
+      <w:pPr>
+        <w:pStyle w:val="BodyText"/>
+      </w:pPr>
+      <w:r>
+        <w:rPr>
+          <w:b/>
+          <w:bCs/>
+        </w:rPr>
+        <w:t xml:space="preserve">Theorem 1 (Factorization theorem)</w:t>
+      </w:r>
+      <w:r>
+        <w:t xml:space="preserve"> </w:t>
+      </w:r>
+      <w:r>
+        <w:t xml:space="preserve">Let</w:t>
+      </w:r>
+      <w:r>
+        <w:t xml:space="preserve"> </w:t>
+      </w:r>
+      <m:oMath>
+        <m:r>
+          <m:rPr>
+            <m:sty m:val="p"/>
+          </m:rPr>
+          <m:t>f</m:t>
+        </m:r>
+        <m:r>
+          <m:t>​</m:t>
+        </m:r>
+        <m:d>
+          <m:dPr>
+            <m:begChr m:val="("/>
+            <m:sepChr m:val=""/>
+            <m:endChr m:val=")"/>
+            <m:grow/>
+          </m:dPr>
+          <m:e>
+            <m:acc>
+              <m:accPr>
+                <m:chr m:val="̃"/>
+              </m:accPr>
+              <m:e>
+                <m:r>
+                  <m:t>x</m:t>
+                </m:r>
+              </m:e>
+            </m:acc>
+            <m:r>
+              <m:rPr>
+                <m:sty m:val="p"/>
+              </m:rPr>
+              <m:t>;</m:t>
+            </m:r>
+            <m:r>
+              <m:t>θ</m:t>
+            </m:r>
+          </m:e>
+        </m:d>
+        <m:r>
+          <m:t>​</m:t>
+        </m:r>
+      </m:oMath>
+      <w:r>
+        <w:t xml:space="preserve"> </w:t>
+      </w:r>
+      <w:r>
+        <w:t xml:space="preserve">be the joint probability mass function of a discrete sample</w:t>
+      </w:r>
+      <w:r>
+        <w:t xml:space="preserve"> </w:t>
+      </w:r>
+      <m:oMath>
+        <m:acc>
+          <m:accPr>
+            <m:chr m:val="̃"/>
+          </m:accPr>
+          <m:e>
+            <m:r>
+              <m:t>X</m:t>
+            </m:r>
+          </m:e>
+        </m:acc>
+      </m:oMath>
+      <w:r>
+        <w:t xml:space="preserve">.</w:t>
+      </w:r>
+      <w:r>
+        <w:t xml:space="preserve"> </w:t>
+      </w:r>
+      <w:r>
+        <w:t xml:space="preserve">A statistic</w:t>
+      </w:r>
+      <w:r>
+        <w:t xml:space="preserve"> </w:t>
+      </w:r>
+      <m:oMath>
+        <m:r>
+          <m:t>T</m:t>
+        </m:r>
+        <m:r>
+          <m:t>​</m:t>
+        </m:r>
+        <m:d>
+          <m:dPr>
+            <m:begChr m:val="("/>
+            <m:sepChr m:val=""/>
+            <m:endChr m:val=")"/>
+            <m:grow/>
+          </m:dPr>
+          <m:e>
+            <m:acc>
+              <m:accPr>
+                <m:chr m:val="̃"/>
+              </m:accPr>
+              <m:e>
+                <m:r>
+                  <m:t>X</m:t>
+                </m:r>
+              </m:e>
+            </m:acc>
+          </m:e>
+        </m:d>
+        <m:r>
+          <m:t>​</m:t>
+        </m:r>
+      </m:oMath>
       <w:r>
         <w:t xml:space="preserve"> </w:t>
       </w:r>
@@ -1332,7 +1459,7 @@
       <w:pPr>
         <w:pStyle w:val="BodyText"/>
       </w:pPr>
-      <w:bookmarkStart w:id="19" w:name="eq-factorization"/>
+      <w:bookmarkStart w:id="17" w:name="eq-factorization"/>
       <m:oMathPara>
         <m:oMathParaPr>
           <m:jc m:val="center"/>
@@ -1494,7 +1621,7 @@
           </m:r>
         </m:oMath>
       </m:oMathPara>
-      <w:bookmarkEnd w:id="19"/>
+      <w:bookmarkEnd w:id="17"/>
     </w:p>
     <w:p>
       <w:pPr>
@@ -1555,138 +1682,7 @@
         <w:t xml:space="preserve">.</w:t>
       </w:r>
     </w:p>
-    <w:tbl>
-      <w:tblPr>
-        <w:tblStyle w:val="Table"/>
-        <w:tblLook w:firstRow="0" w:lastRow="0" w:firstColumn="0" w:lastColumn="0" w:noHBand="0" w:noVBand="0" w:val="0000"/>
-        <w:tblBorders>
-          <w:top w:val="single" w:sz="4" w:space="0" w:color="0758E5"/>
-          <w:left w:val="single" w:sz="24" w:space="0" w:color="0758E5"/>
-          <w:bottom w:val="single" w:sz="4" w:space="0" w:color="0758E5"/>
-          <w:right w:val="single" w:sz="4" w:space="0" w:color="0758E5"/>
-        </w:tblBorders>
-        <w:tblCellMar>
-          <w:left w:w="144" w:type="dxa"/>
-          <w:right w:w="144" w:type="dxa"/>
-        </w:tblCellMar>
-        <w:tblLook w:firstRow="0" w:lastRow="0" w:firstColumn="0" w:lastColumn="0" w:noHBand="0" w:noVBand="0" w:val="0000"/>
-      </w:tblPr>
-      <w:tr>
-        <w:trPr>
-          <w:cantSplit/>
-        </w:trPr>
-        <w:tc>
-          <w:tcPr>
-            <w:shd w:color="auto" w:fill="dae6fb" w:val="clear"/>
-            <w:tcMar>
-              <w:top w:w="92" w:type="dxa"/>
-              <w:bottom w:w="92" w:type="dxa"/>
-            </w:tcMar>
-          </w:tcPr>
-          <w:p>
-            <w:pPr>
-              <w:pStyle w:val="BodyText"/>
-            </w:pPr>
-            <w:pPr>
-              <w:spacing w:before="0" w:after="0"/>
-              <w:textAlignment w:val="center"/>
-            </w:pPr>
-            <w:r>
-              <w:drawing>
-                <wp:inline>
-                  <wp:extent cx="152400" cy="152400"/>
-                  <wp:effectExtent b="0" l="0" r="0" t="0"/>
-                  <wp:docPr descr="" title="" id="20" name="Picture"/>
-                  <a:graphic>
-                    <a:graphicData uri="http://schemas.openxmlformats.org/drawingml/2006/picture">
-                      <pic:pic>
-                        <pic:nvPicPr>
-                          <pic:cNvPr descr="/opt/quarto/share/formats/docx/note.png" id="21" name="Picture"/>
-                          <pic:cNvPicPr>
-                            <a:picLocks noChangeArrowheads="1" noChangeAspect="1"/>
-                          </pic:cNvPicPr>
-                        </pic:nvPicPr>
-                        <pic:blipFill>
-                          <a:blip r:embed="rId14"/>
-                          <a:stretch>
-                            <a:fillRect/>
-                          </a:stretch>
-                        </pic:blipFill>
-                        <pic:spPr bwMode="auto">
-                          <a:xfrm>
-                            <a:off x="0" y="0"/>
-                            <a:ext cx="152400" cy="152400"/>
-                          </a:xfrm>
-                          <a:prstGeom prst="rect">
-                            <a:avLst/>
-                          </a:prstGeom>
-                          <a:noFill/>
-                          <a:ln w="9525">
-                            <a:noFill/>
-                            <a:headEnd/>
-                            <a:tailEnd/>
-                          </a:ln>
-                        </pic:spPr>
-                      </pic:pic>
-                    </a:graphicData>
-                  </a:graphic>
-                </wp:inline>
-              </w:drawing>
-            </w:r>
-            <w:r>
-              <w:t xml:space="preserve"> </w:t>
-            </w:r>
-            <w:r>
-              <w:t xml:space="preserve"> </w:t>
-            </w:r>
-            <w:r>
-              <w:t xml:space="preserve">Source</w:t>
-            </w:r>
-          </w:p>
-        </w:tc>
-      </w:tr>
-      <w:tr>
-        <w:trPr>
-          <w:cantSplit/>
-        </w:trPr>
-        <w:tc>
-          <w:tcPr>
-            <w:tcMar>
-              <w:top w:w="108" w:type="dxa"/>
-              <w:bottom w:w="108" w:type="dxa"/>
-            </w:tcMar>
-          </w:tcPr>
-          <w:p>
-            <w:pPr>
-              <w:pStyle w:val="BodyText"/>
-            </w:pPr>
-            <w:pPr>
-              <w:spacing w:before="16" w:after="16"/>
-            </w:pPr>
-            <w:r>
-              <w:t xml:space="preserve">Halmos and Savage (1949)</w:t>
-            </w:r>
-            <w:r>
-              <w:t xml:space="preserve">, whom</w:t>
-            </w:r>
-            <w:r>
-              <w:t xml:space="preserve"> </w:t>
-            </w:r>
-            <w:r>
-              <w:t xml:space="preserve">Casella and Berger (2002, Thm. 6.2.6, p. 276, and its footnote)</w:t>
-            </w:r>
-            <w:r>
-              <w:t xml:space="preserve"> </w:t>
-            </w:r>
-            <w:r>
-              <w:t xml:space="preserve">credit with the general form, and Neyman (1935) with an earlier one.</w:t>
-            </w:r>
-          </w:p>
-          <w:p/>
-        </w:tc>
-      </w:tr>
-    </w:tbl>
-    <w:bookmarkEnd w:id="22"/>
+    <w:bookmarkEnd w:id="18"/>
     <w:p>
       <w:pPr>
         <w:pStyle w:val="BodyText"/>
@@ -5364,7 +5360,58 @@
         <w:t xml:space="preserve">is sufficient.</w:t>
       </w:r>
     </w:p>
-    <w:bookmarkStart w:id="23" w:name="exm-poisson-sufficient"/>
+    <w:bookmarkStart w:id="19" w:name="rem-source-factorization"/>
+    <w:p>
+      <w:pPr>
+        <w:pStyle w:val="BodyText"/>
+      </w:pPr>
+      <w:ins w:id="47" w:author="PR Preview" w:date="2026-01-01T00:00:00Z">
+        <w:r>
+          <w:rPr>
+            <w:i/>
+            <w:iCs/>
+          </w:rPr>
+          <w:t xml:space="preserve">Remark 4</w:t>
+        </w:r>
+      </w:ins>
+      <w:ins w:id="48" w:author="PR Preview" w:date="2026-01-01T00:00:00Z">
+        <w:r>
+          <w:t xml:space="preserve"> (Source: Factorization theorem). </w:t>
+        </w:r>
+      </w:ins>
+      <w:ins w:id="49" w:author="PR Preview" w:date="2026-01-01T00:00:00Z">
+        <w:r>
+          <w:t xml:space="preserve">Halmos and Savage (1949)</w:t>
+        </w:r>
+      </w:ins>
+      <w:ins w:id="50" w:author="PR Preview" w:date="2026-01-01T00:00:00Z">
+        <w:r>
+          <w:t xml:space="preserve">, whom</w:t>
+        </w:r>
+      </w:ins>
+      <w:ins w:id="51" w:author="PR Preview" w:date="2026-01-01T00:00:00Z">
+        <w:r>
+          <w:t xml:space="preserve"> </w:t>
+        </w:r>
+      </w:ins>
+      <w:ins w:id="52" w:author="PR Preview" w:date="2026-01-01T00:00:00Z">
+        <w:r>
+          <w:t xml:space="preserve">Casella and Berger (2002, Thm. 6.2.6, p. 276, and its footnote)</w:t>
+        </w:r>
+      </w:ins>
+      <w:ins w:id="53" w:author="PR Preview" w:date="2026-01-01T00:00:00Z">
+        <w:r>
+          <w:t xml:space="preserve"> </w:t>
+        </w:r>
+      </w:ins>
+      <w:ins w:id="54" w:author="PR Preview" w:date="2026-01-01T00:00:00Z">
+        <w:r>
+          <w:t xml:space="preserve">credit with the general form, and Neyman (1935) with an earlier one.</w:t>
+        </w:r>
+      </w:ins>
+    </w:p>
+    <w:bookmarkEnd w:id="19"/>
+    <w:bookmarkStart w:id="20" w:name="exm-poisson-sufficient"/>
     <w:p>
       <w:pPr>
         <w:pStyle w:val="BodyText"/>
@@ -6220,9 +6267,9 @@
         <w:t xml:space="preserve">.</w:t>
       </w:r>
     </w:p>
-    <w:bookmarkEnd w:id="23"/>
-    <w:bookmarkEnd w:id="24"/>
-    <w:bookmarkStart w:id="49" w:name="sec-rao-blackwell"/>
+    <w:bookmarkEnd w:id="20"/>
+    <w:bookmarkEnd w:id="21"/>
+    <w:bookmarkStart w:id="45" w:name="sec-rao-blackwell"/>
     <w:p>
       <w:pPr>
         <w:pStyle w:val="Heading2"/>
@@ -6231,7 +6278,7 @@
         <w:t xml:space="preserve">2 The Rao–Blackwell theorem</w:t>
       </w:r>
     </w:p>
-    <w:bookmarkStart w:id="26" w:name="def-rao-blackwellized"/>
+    <w:bookmarkStart w:id="23" w:name="def-rao-blackwellized"/>
     <w:p>
       <w:pPr>
         <w:pStyle w:val="FirstParagraph"/>
@@ -6420,7 +6467,7 @@
       <w:pPr>
         <w:pStyle w:val="BodyText"/>
       </w:pPr>
-      <w:bookmarkStart w:id="25" w:name="eq-rao-blackwellized"/>
+      <w:bookmarkStart w:id="22" w:name="eq-rao-blackwellized"/>
       <m:oMathPara>
         <m:oMathParaPr>
           <m:jc m:val="center"/>
@@ -6560,10 +6607,10 @@
           </m:r>
         </m:oMath>
       </m:oMathPara>
-      <w:bookmarkEnd w:id="25"/>
+      <w:bookmarkEnd w:id="22"/>
     </w:p>
-    <w:bookmarkEnd w:id="26"/>
-    <w:bookmarkStart w:id="27" w:name="lem-rb-statistic"/>
+    <w:bookmarkEnd w:id="23"/>
+    <w:bookmarkStart w:id="24" w:name="lem-rb-statistic"/>
     <w:p>
       <w:pPr>
         <w:pStyle w:val="FirstParagraph"/>
@@ -6806,7 +6853,7 @@
         <w:t xml:space="preserve">and an estimator.</w:t>
       </w:r>
     </w:p>
-    <w:bookmarkEnd w:id="27"/>
+    <w:bookmarkEnd w:id="24"/>
     <w:p>
       <w:pPr>
         <w:pStyle w:val="BodyText"/>
@@ -7340,7 +7387,7 @@
         <w:t xml:space="preserve">.</w:t>
       </w:r>
     </w:p>
-    <w:bookmarkStart w:id="29" w:name="thm-rb-unbiased"/>
+    <w:bookmarkStart w:id="26" w:name="thm-rb-unbiased"/>
     <w:p>
       <w:pPr>
         <w:pStyle w:val="BodyText"/>
@@ -7382,7 +7429,7 @@
       <w:r>
         <w:t xml:space="preserve"> </w:t>
       </w:r>
-      <w:hyperlink r:id="rId28">
+      <w:hyperlink r:id="rId25">
         <w:r>
           <w:rPr>
             <w:rStyle w:val="Hyperlink"/>
@@ -7574,7 +7621,7 @@
         <w:t xml:space="preserve">.</w:t>
       </w:r>
     </w:p>
-    <w:bookmarkEnd w:id="29"/>
+    <w:bookmarkEnd w:id="26"/>
     <w:p>
       <w:pPr>
         <w:pStyle w:val="BodyText"/>
@@ -7595,7 +7642,7 @@
       <w:r>
         <w:t xml:space="preserve"> </w:t>
       </w:r>
-      <w:hyperlink r:id="rId30">
+      <w:hyperlink r:id="rId27">
         <w:r>
           <w:rPr>
             <w:rStyle w:val="Hyperlink"/>
@@ -7810,7 +7857,7 @@
         </m:oMath>
       </m:oMathPara>
     </w:p>
-    <w:bookmarkStart w:id="34" w:name="thm-rao-blackwell"/>
+    <w:bookmarkStart w:id="29" w:name="thm-rao-blackwell"/>
     <w:p>
       <w:pPr>
         <w:pStyle w:val="FirstParagraph"/>
@@ -7852,7 +7899,7 @@
       <w:r>
         <w:t xml:space="preserve"> </w:t>
       </w:r>
-      <w:hyperlink r:id="rId28">
+      <w:hyperlink r:id="rId25">
         <w:r>
           <w:rPr>
             <w:rStyle w:val="Hyperlink"/>
@@ -8017,7 +8064,7 @@
       <w:pPr>
         <w:pStyle w:val="BodyText"/>
       </w:pPr>
-      <w:bookmarkStart w:id="31" w:name="eq-rao-blackwell"/>
+      <w:bookmarkStart w:id="28" w:name="eq-rao-blackwell"/>
       <m:oMathPara>
         <m:oMathParaPr>
           <m:jc m:val="center"/>
@@ -8170,149 +8217,12 @@
           </m:r>
         </m:oMath>
       </m:oMathPara>
-      <w:bookmarkEnd w:id="31"/>
+      <w:bookmarkEnd w:id="28"/>
     </w:p>
-    <w:tbl>
-      <w:tblPr>
-        <w:tblStyle w:val="Table"/>
-        <w:tblLook w:firstRow="0" w:lastRow="0" w:firstColumn="0" w:lastColumn="0" w:noHBand="0" w:noVBand="0" w:val="0000"/>
-        <w:tblBorders>
-          <w:top w:val="single" w:sz="4" w:space="0" w:color="0758E5"/>
-          <w:left w:val="single" w:sz="24" w:space="0" w:color="0758E5"/>
-          <w:bottom w:val="single" w:sz="4" w:space="0" w:color="0758E5"/>
-          <w:right w:val="single" w:sz="4" w:space="0" w:color="0758E5"/>
-        </w:tblBorders>
-        <w:tblCellMar>
-          <w:left w:w="144" w:type="dxa"/>
-          <w:right w:w="144" w:type="dxa"/>
-        </w:tblCellMar>
-        <w:tblLook w:firstRow="0" w:lastRow="0" w:firstColumn="0" w:lastColumn="0" w:noHBand="0" w:noVBand="0" w:val="0000"/>
-      </w:tblPr>
-      <w:tr>
-        <w:trPr>
-          <w:cantSplit/>
-        </w:trPr>
-        <w:tc>
-          <w:tcPr>
-            <w:shd w:color="auto" w:fill="dae6fb" w:val="clear"/>
-            <w:tcMar>
-              <w:top w:w="92" w:type="dxa"/>
-              <w:bottom w:w="92" w:type="dxa"/>
-            </w:tcMar>
-          </w:tcPr>
-          <w:p>
-            <w:pPr>
-              <w:pStyle w:val="FirstParagraph"/>
-            </w:pPr>
-            <w:pPr>
-              <w:spacing w:before="0" w:after="0"/>
-              <w:textAlignment w:val="center"/>
-            </w:pPr>
-            <w:r>
-              <w:drawing>
-                <wp:inline>
-                  <wp:extent cx="152400" cy="152400"/>
-                  <wp:effectExtent b="0" l="0" r="0" t="0"/>
-                  <wp:docPr descr="" title="" id="32" name="Picture"/>
-                  <a:graphic>
-                    <a:graphicData uri="http://schemas.openxmlformats.org/drawingml/2006/picture">
-                      <pic:pic>
-                        <pic:nvPicPr>
-                          <pic:cNvPr descr="/opt/quarto/share/formats/docx/note.png" id="33" name="Picture"/>
-                          <pic:cNvPicPr>
-                            <a:picLocks noChangeArrowheads="1" noChangeAspect="1"/>
-                          </pic:cNvPicPr>
-                        </pic:nvPicPr>
-                        <pic:blipFill>
-                          <a:blip r:embed="rId14"/>
-                          <a:stretch>
-                            <a:fillRect/>
-                          </a:stretch>
-                        </pic:blipFill>
-                        <pic:spPr bwMode="auto">
-                          <a:xfrm>
-                            <a:off x="0" y="0"/>
-                            <a:ext cx="152400" cy="152400"/>
-                          </a:xfrm>
-                          <a:prstGeom prst="rect">
-                            <a:avLst/>
-                          </a:prstGeom>
-                          <a:noFill/>
-                          <a:ln w="9525">
-                            <a:noFill/>
-                            <a:headEnd/>
-                            <a:tailEnd/>
-                          </a:ln>
-                        </pic:spPr>
-                      </pic:pic>
-                    </a:graphicData>
-                  </a:graphic>
-                </wp:inline>
-              </w:drawing>
-            </w:r>
-            <w:r>
-              <w:t xml:space="preserve"> </w:t>
-            </w:r>
-            <w:r>
-              <w:t xml:space="preserve"> </w:t>
-            </w:r>
-            <w:r>
-              <w:t xml:space="preserve">Source</w:t>
-            </w:r>
-          </w:p>
-        </w:tc>
-      </w:tr>
-      <w:tr>
-        <w:trPr>
-          <w:cantSplit/>
-        </w:trPr>
-        <w:tc>
-          <w:tcPr>
-            <w:tcMar>
-              <w:top w:w="108" w:type="dxa"/>
-              <w:bottom w:w="108" w:type="dxa"/>
-            </w:tcMar>
-          </w:tcPr>
-          <w:p>
-            <w:pPr>
-              <w:pStyle w:val="BodyText"/>
-            </w:pPr>
-            <w:pPr>
-              <w:spacing w:before="16" w:after="16"/>
-            </w:pPr>
-            <w:r>
-              <w:t xml:space="preserve">Rao (1945)</w:t>
-            </w:r>
-            <w:r>
-              <w:t xml:space="preserve">;</w:t>
-            </w:r>
-            <w:r>
-              <w:t xml:space="preserve"> </w:t>
-            </w:r>
-            <w:r>
-              <w:t xml:space="preserve">Blackwell (1947)</w:t>
-            </w:r>
-            <w:r>
-              <w:t xml:space="preserve">;</w:t>
-            </w:r>
-            <w:r>
-              <w:t xml:space="preserve"> </w:t>
-            </w:r>
-            <w:r>
-              <w:t xml:space="preserve">Casella and Berger (2002, Thm. 7.3.17, p. 342)</w:t>
-            </w:r>
-            <w:r>
-              <w:t xml:space="preserve">.</w:t>
-            </w:r>
-          </w:p>
-          <w:p/>
-        </w:tc>
-      </w:tr>
-    </w:tbl>
-    <w:bookmarkEnd w:id="34"/>
+    <w:bookmarkEnd w:id="29"/>
     <w:p>
       <w:pPr>
-        <w:pStyle w:val="BodyText"/>
+        <w:pStyle w:val="FirstParagraph"/>
       </w:pPr>
       <w:r>
         <w:rPr>
@@ -8350,7 +8260,7 @@
       <w:r>
         <w:t xml:space="preserve"> </w:t>
       </w:r>
-      <w:hyperlink r:id="rId35">
+      <w:hyperlink r:id="rId30">
         <w:r>
           <w:rPr>
             <w:rStyle w:val="Hyperlink"/>
@@ -8729,10 +8639,71 @@
         </m:oMath>
       </m:oMathPara>
     </w:p>
-    <w:bookmarkStart w:id="37" w:name="exr-poisson-zero-conditional"/>
+    <w:bookmarkStart w:id="31" w:name="rem-source-rao-blackwell"/>
     <w:p>
       <w:pPr>
         <w:pStyle w:val="FirstParagraph"/>
+      </w:pPr>
+      <w:ins w:id="55" w:author="PR Preview" w:date="2026-01-01T00:00:00Z">
+        <w:r>
+          <w:rPr>
+            <w:i/>
+            <w:iCs/>
+          </w:rPr>
+          <w:t xml:space="preserve">Remark 5</w:t>
+        </w:r>
+      </w:ins>
+      <w:ins w:id="56" w:author="PR Preview" w:date="2026-01-01T00:00:00Z">
+        <w:r>
+          <w:t xml:space="preserve"> (Source: Rao–Blackwell theorem). </w:t>
+        </w:r>
+      </w:ins>
+      <w:ins w:id="57" w:author="PR Preview" w:date="2026-01-01T00:00:00Z">
+        <w:r>
+          <w:t xml:space="preserve">Rao (1945)</w:t>
+        </w:r>
+      </w:ins>
+      <w:ins w:id="58" w:author="PR Preview" w:date="2026-01-01T00:00:00Z">
+        <w:r>
+          <w:t xml:space="preserve">;</w:t>
+        </w:r>
+      </w:ins>
+      <w:ins w:id="59" w:author="PR Preview" w:date="2026-01-01T00:00:00Z">
+        <w:r>
+          <w:t xml:space="preserve"> </w:t>
+        </w:r>
+      </w:ins>
+      <w:ins w:id="60" w:author="PR Preview" w:date="2026-01-01T00:00:00Z">
+        <w:r>
+          <w:t xml:space="preserve">Blackwell (1947)</w:t>
+        </w:r>
+      </w:ins>
+      <w:ins w:id="61" w:author="PR Preview" w:date="2026-01-01T00:00:00Z">
+        <w:r>
+          <w:t xml:space="preserve">;</w:t>
+        </w:r>
+      </w:ins>
+      <w:ins w:id="62" w:author="PR Preview" w:date="2026-01-01T00:00:00Z">
+        <w:r>
+          <w:t xml:space="preserve"> </w:t>
+        </w:r>
+      </w:ins>
+      <w:ins w:id="63" w:author="PR Preview" w:date="2026-01-01T00:00:00Z">
+        <w:r>
+          <w:t xml:space="preserve">Casella and Berger (2002, Thm. 7.3.17, p. 342)</w:t>
+        </w:r>
+      </w:ins>
+      <w:ins w:id="64" w:author="PR Preview" w:date="2026-01-01T00:00:00Z">
+        <w:r>
+          <w:t xml:space="preserve">.</w:t>
+        </w:r>
+      </w:ins>
+    </w:p>
+    <w:bookmarkEnd w:id="31"/>
+    <w:bookmarkStart w:id="33" w:name="exr-poisson-zero-conditional"/>
+    <w:p>
+      <w:pPr>
+        <w:pStyle w:val="BodyText"/>
       </w:pPr>
       <w:r>
         <w:rPr>
@@ -9094,7 +9065,7 @@
       <w:r>
         <w:t xml:space="preserve"> </w:t>
       </w:r>
-      <w:hyperlink r:id="rId36">
+      <w:hyperlink r:id="rId32">
         <w:r>
           <w:rPr>
             <w:rStyle w:val="Hyperlink"/>
@@ -9120,8 +9091,8 @@
         <w:t xml:space="preserve">.</w:t>
       </w:r>
     </w:p>
-    <w:bookmarkEnd w:id="37"/>
-    <w:bookmarkStart w:id="38" w:name="sol-poisson-zero-conditional"/>
+    <w:bookmarkEnd w:id="33"/>
+    <w:bookmarkStart w:id="34" w:name="sol-poisson-zero-conditional"/>
     <w:p>
       <w:pPr>
         <w:pStyle w:val="BodyText"/>
@@ -10783,8 +10754,8 @@
         </m:oMath>
       </m:oMathPara>
     </w:p>
-    <w:bookmarkEnd w:id="38"/>
-    <w:bookmarkStart w:id="40" w:name="lem-poisson-zero-rb"/>
+    <w:bookmarkEnd w:id="34"/>
+    <w:bookmarkStart w:id="36" w:name="lem-poisson-zero-rb"/>
     <w:p>
       <w:pPr>
         <w:pStyle w:val="FirstParagraph"/>
@@ -10976,7 +10947,7 @@
       <w:pPr>
         <w:pStyle w:val="BodyText"/>
       </w:pPr>
-      <w:bookmarkStart w:id="39" w:name="eq-poisson-zero-conditional"/>
+      <w:bookmarkStart w:id="35" w:name="eq-poisson-zero-conditional"/>
       <m:oMathPara>
         <m:oMathParaPr>
           <m:jc m:val="center"/>
@@ -11118,7 +11089,7 @@
           </m:r>
         </m:oMath>
       </m:oMathPara>
-      <w:bookmarkEnd w:id="39"/>
+      <w:bookmarkEnd w:id="35"/>
     </w:p>
     <w:p>
       <w:pPr>
@@ -11178,7 +11149,7 @@
         <w:t xml:space="preserve">.</w:t>
       </w:r>
     </w:p>
-    <w:bookmarkEnd w:id="40"/>
+    <w:bookmarkEnd w:id="36"/>
     <w:p>
       <w:pPr>
         <w:pStyle w:val="BodyText"/>
@@ -11211,7 +11182,7 @@
         <w:t xml:space="preserve">.</w:t>
       </w:r>
     </w:p>
-    <w:bookmarkStart w:id="47" w:name="exm-rao-blackwell-poisson"/>
+    <w:bookmarkStart w:id="43" w:name="exm-rao-blackwell-poisson"/>
     <w:p>
       <w:pPr>
         <w:pStyle w:val="BodyText"/>
@@ -11271,7 +11242,7 @@
       <w:r>
         <w:t xml:space="preserve"> </w:t>
       </w:r>
-      <w:hyperlink r:id="rId41">
+      <w:hyperlink r:id="rId37">
         <w:r>
           <w:rPr>
             <w:rStyle w:val="VerbatimChar"/>
@@ -11303,7 +11274,7 @@
       <w:r>
         <w:t xml:space="preserve"> </w:t>
       </w:r>
-      <w:hyperlink r:id="rId42">
+      <w:hyperlink r:id="rId38">
         <w:r>
           <w:rPr>
             <w:rStyle w:val="VerbatimChar"/>
@@ -13481,7 +13452,7 @@
       <w:tr>
         <w:tc>
           <w:tcPr/>
-          <w:bookmarkStart w:id="46" w:name="fig-rao-blackwell-poisson"/>
+          <w:bookmarkStart w:id="42" w:name="fig-rao-blackwell-poisson"/>
           <w:p>
             <w:pPr>
               <w:pStyle w:val="SourceCode"/>
@@ -14097,18 +14068,18 @@
                 <wp:inline>
                   <wp:extent cx="4620126" cy="3696101"/>
                   <wp:effectExtent b="0" l="0" r="0" t="0"/>
-                  <wp:docPr descr="" title="" id="44" name="Picture"/>
+                  <wp:docPr descr="" title="" id="40" name="Picture"/>
                   <a:graphic>
                     <a:graphicData uri="http://schemas.openxmlformats.org/drawingml/2006/picture">
                       <pic:pic>
                         <pic:nvPicPr>
-                          <pic:cNvPr descr="sufficiency_files/figure-docx/rao-blackwell-poisson-plot-1.png" id="45" name="Picture"/>
+                          <pic:cNvPr descr="sufficiency_files/figure-docx/rao-blackwell-poisson-plot-1.png" id="41" name="Picture"/>
                           <pic:cNvPicPr>
                             <a:picLocks noChangeArrowheads="1" noChangeAspect="1"/>
                           </pic:cNvPicPr>
                         </pic:nvPicPr>
                         <pic:blipFill>
-                          <a:blip r:embed="rId43"/>
+                          <a:blip r:embed="rId39"/>
                           <a:stretch>
                             <a:fillRect/>
                           </a:stretch>
@@ -14165,32 +14136,40 @@
               <w:t xml:space="preserve">, 10,000 samples); the dashed line marks the estimand</w:t>
             </w:r>
           </w:p>
-          <w:bookmarkEnd w:id="46"/>
+          <w:bookmarkEnd w:id="42"/>
         </w:tc>
       </w:tr>
     </w:tbl>
-    <w:bookmarkEnd w:id="47"/>
-    <w:bookmarkStart w:id="48" w:name="rem-rb-insufficient"/>
+    <w:bookmarkEnd w:id="43"/>
+    <w:bookmarkStart w:id="44" w:name="rem-rb-insufficient"/>
     <w:p>
       <w:pPr>
         <w:pStyle w:val="BodyText"/>
       </w:pPr>
-      <w:r>
-        <w:rPr>
-          <w:i/>
-          <w:iCs/>
-        </w:rPr>
-        <w:t xml:space="preserve">Remark 3</w:t>
-      </w:r>
-      <w:r>
-        <w:t xml:space="preserve"> (Sufficiency is needed). </w:t>
-      </w:r>
-      <w:r>
-        <w:t xml:space="preserve">If</w:t>
-      </w:r>
-      <w:r>
-        <w:t xml:space="preserve"> </w:t>
-      </w:r>
+      <w:del w:id="65" w:author="PR Preview" w:date="2026-01-01T00:00:00Z">
+        <w:r>
+          <w:rPr>
+            <w:i/>
+            <w:iCs/>
+          </w:rPr>
+          <w:delText xml:space="preserve">Remark 3</w:delText>
+        </w:r>
+      </w:del>
+      <w:del w:id="66" w:author="PR Preview" w:date="2026-01-01T00:00:00Z">
+        <w:r>
+          <w:delText xml:space="preserve"> (Sufficiency is needed). </w:delText>
+        </w:r>
+      </w:del>
+      <w:del w:id="67" w:author="PR Preview" w:date="2026-01-01T00:00:00Z">
+        <w:r>
+          <w:delText xml:space="preserve">If</w:delText>
+        </w:r>
+      </w:del>
+      <w:del w:id="68" w:author="PR Preview" w:date="2026-01-01T00:00:00Z">
+        <w:r>
+          <w:delText xml:space="preserve"> </w:delText>
+        </w:r>
+      </w:del>
       <m:oMath>
         <m:r>
           <m:t>T</m:t>
@@ -14222,15 +14201,21 @@
           <m:t>​</m:t>
         </m:r>
       </m:oMath>
-      <w:r>
-        <w:t xml:space="preserve"> </w:t>
-      </w:r>
-      <w:r>
-        <w:t xml:space="preserve">is not sufficient, then</w:t>
-      </w:r>
-      <w:r>
-        <w:t xml:space="preserve"> </w:t>
-      </w:r>
+      <w:del w:id="69" w:author="PR Preview" w:date="2026-01-01T00:00:00Z">
+        <w:r>
+          <w:delText xml:space="preserve"> </w:delText>
+        </w:r>
+      </w:del>
+      <w:del w:id="70" w:author="PR Preview" w:date="2026-01-01T00:00:00Z">
+        <w:r>
+          <w:delText xml:space="preserve">is not sufficient, then</w:delText>
+        </w:r>
+      </w:del>
+      <w:del w:id="71" w:author="PR Preview" w:date="2026-01-01T00:00:00Z">
+        <w:r>
+          <w:delText xml:space="preserve"> </w:delText>
+        </w:r>
+      </w:del>
       <m:oMath>
         <m:r>
           <m:rPr>
@@ -14300,45 +14285,264 @@
           <m:t>​</m:t>
         </m:r>
       </m:oMath>
-      <w:r>
-        <w:t xml:space="preserve"> </w:t>
-      </w:r>
-      <w:r>
-        <w:t xml:space="preserve">may depend on</w:t>
-      </w:r>
-      <w:r>
-        <w:t xml:space="preserve"> </w:t>
-      </w:r>
+      <w:del w:id="72" w:author="PR Preview" w:date="2026-01-01T00:00:00Z">
+        <w:r>
+          <w:delText xml:space="preserve"> </w:delText>
+        </w:r>
+      </w:del>
+      <w:del w:id="73" w:author="PR Preview" w:date="2026-01-01T00:00:00Z">
+        <w:r>
+          <w:delText xml:space="preserve">may depend on</w:delText>
+        </w:r>
+      </w:del>
+      <w:del w:id="74" w:author="PR Preview" w:date="2026-01-01T00:00:00Z">
+        <w:r>
+          <w:delText xml:space="preserve"> </w:delText>
+        </w:r>
+      </w:del>
       <m:oMath>
         <m:r>
           <m:t>θ</m:t>
         </m:r>
       </m:oMath>
-      <w:r>
-        <w:t xml:space="preserve">,</w:t>
-      </w:r>
-      <w:r>
-        <w:t xml:space="preserve"> </w:t>
-      </w:r>
-      <w:r>
-        <w:t xml:space="preserve">in which case it is not an estimator at all</w:t>
-      </w:r>
-      <w:r>
-        <w:t xml:space="preserve"> </w:t>
-      </w:r>
-      <w:r>
-        <w:t xml:space="preserve">(</w:t>
-      </w:r>
-      <w:r>
-        <w:t xml:space="preserve">Casella and Berger (2002, Example 7.3.18)</w:t>
-      </w:r>
-      <w:r>
-        <w:t xml:space="preserve">).</w:t>
-      </w:r>
+      <w:del w:id="75" w:author="PR Preview" w:date="2026-01-01T00:00:00Z">
+        <w:r>
+          <w:delText xml:space="preserve">,</w:delText>
+        </w:r>
+      </w:del>
+      <w:del w:id="76" w:author="PR Preview" w:date="2026-01-01T00:00:00Z">
+        <w:r>
+          <w:delText xml:space="preserve"> </w:delText>
+        </w:r>
+      </w:del>
+      <w:del w:id="77" w:author="PR Preview" w:date="2026-01-01T00:00:00Z">
+        <w:r>
+          <w:delText xml:space="preserve">in which case it is not an estimator at all</w:delText>
+        </w:r>
+      </w:del>
+      <w:del w:id="78" w:author="PR Preview" w:date="2026-01-01T00:00:00Z">
+        <w:r>
+          <w:delText xml:space="preserve"> </w:delText>
+        </w:r>
+      </w:del>
+      <w:del w:id="79" w:author="PR Preview" w:date="2026-01-01T00:00:00Z">
+        <w:r>
+          <w:delText xml:space="preserve">(</w:delText>
+        </w:r>
+      </w:del>
+      <w:del w:id="80" w:author="PR Preview" w:date="2026-01-01T00:00:00Z">
+        <w:r>
+          <w:delText xml:space="preserve">Casella and Berger (2002, Example 7.3.18)</w:delText>
+        </w:r>
+      </w:del>
+      <w:del w:id="81" w:author="PR Preview" w:date="2026-01-01T00:00:00Z">
+        <w:r>
+          <w:delText xml:space="preserve">).</w:delText>
+        </w:r>
+      </w:del>
     </w:p>
-    <w:bookmarkEnd w:id="48"/>
-    <w:bookmarkEnd w:id="49"/>
-    <w:bookmarkStart w:id="61" w:name="references"/>
+    <w:p>
+      <w:pPr>
+        <w:pStyle w:val="BodyText"/>
+      </w:pPr>
+      <w:ins w:id="82" w:author="PR Preview" w:date="2026-01-01T00:00:00Z">
+        <w:r>
+          <w:rPr>
+            <w:i/>
+            <w:iCs/>
+          </w:rPr>
+          <w:t xml:space="preserve">Remark 6</w:t>
+        </w:r>
+      </w:ins>
+      <w:ins w:id="83" w:author="PR Preview" w:date="2026-01-01T00:00:00Z">
+        <w:r>
+          <w:t xml:space="preserve"> (Sufficiency is needed). </w:t>
+        </w:r>
+      </w:ins>
+      <w:ins w:id="84" w:author="PR Preview" w:date="2026-01-01T00:00:00Z">
+        <w:r>
+          <w:t xml:space="preserve">If</w:t>
+        </w:r>
+      </w:ins>
+      <w:ins w:id="85" w:author="PR Preview" w:date="2026-01-01T00:00:00Z">
+        <w:r>
+          <w:t xml:space="preserve"> </w:t>
+        </w:r>
+      </w:ins>
+      <m:oMath>
+        <m:r>
+          <m:t>T</m:t>
+        </m:r>
+        <m:r>
+          <m:t>​</m:t>
+        </m:r>
+        <m:d>
+          <m:dPr>
+            <m:begChr m:val="("/>
+            <m:sepChr m:val=""/>
+            <m:endChr m:val=")"/>
+            <m:grow/>
+          </m:dPr>
+          <m:e>
+            <m:acc>
+              <m:accPr>
+                <m:chr m:val="̃"/>
+              </m:accPr>
+              <m:e>
+                <m:r>
+                  <m:t>X</m:t>
+                </m:r>
+              </m:e>
+            </m:acc>
+          </m:e>
+        </m:d>
+        <m:r>
+          <m:t>​</m:t>
+        </m:r>
+      </m:oMath>
+      <w:ins w:id="86" w:author="PR Preview" w:date="2026-01-01T00:00:00Z">
+        <w:r>
+          <w:t xml:space="preserve"> </w:t>
+        </w:r>
+      </w:ins>
+      <w:ins w:id="87" w:author="PR Preview" w:date="2026-01-01T00:00:00Z">
+        <w:r>
+          <w:t xml:space="preserve">is not sufficient, then</w:t>
+        </w:r>
+      </w:ins>
+      <w:ins w:id="88" w:author="PR Preview" w:date="2026-01-01T00:00:00Z">
+        <w:r>
+          <w:t xml:space="preserve"> </w:t>
+        </w:r>
+      </w:ins>
+      <m:oMath>
+        <m:r>
+          <m:rPr>
+            <m:sty m:val="p"/>
+          </m:rPr>
+          <m:t>E</m:t>
+        </m:r>
+        <m:r>
+          <m:t>​</m:t>
+        </m:r>
+        <m:d>
+          <m:dPr>
+            <m:begChr m:val="["/>
+            <m:sepChr m:val=""/>
+            <m:endChr m:val="]"/>
+            <m:grow/>
+          </m:dPr>
+          <m:e>
+            <m:acc>
+              <m:accPr>
+                <m:chr m:val="̂"/>
+              </m:accPr>
+              <m:e>
+                <m:r>
+                  <m:t>θ</m:t>
+                </m:r>
+              </m:e>
+            </m:acc>
+            <m:r>
+              <m:rPr>
+                <m:sty m:val="p"/>
+              </m:rPr>
+              <m:t>∣</m:t>
+            </m:r>
+            <m:r>
+              <m:t>T</m:t>
+            </m:r>
+            <m:r>
+              <m:t>​</m:t>
+            </m:r>
+            <m:d>
+              <m:dPr>
+                <m:begChr m:val="("/>
+                <m:sepChr m:val=""/>
+                <m:endChr m:val=")"/>
+                <m:grow/>
+              </m:dPr>
+              <m:e>
+                <m:acc>
+                  <m:accPr>
+                    <m:chr m:val="̃"/>
+                  </m:accPr>
+                  <m:e>
+                    <m:r>
+                      <m:t>X</m:t>
+                    </m:r>
+                  </m:e>
+                </m:acc>
+              </m:e>
+            </m:d>
+            <m:r>
+              <m:t>​</m:t>
+            </m:r>
+          </m:e>
+        </m:d>
+        <m:r>
+          <m:t>​</m:t>
+        </m:r>
+      </m:oMath>
+      <w:ins w:id="89" w:author="PR Preview" w:date="2026-01-01T00:00:00Z">
+        <w:r>
+          <w:t xml:space="preserve"> </w:t>
+        </w:r>
+      </w:ins>
+      <w:ins w:id="90" w:author="PR Preview" w:date="2026-01-01T00:00:00Z">
+        <w:r>
+          <w:t xml:space="preserve">may depend on</w:t>
+        </w:r>
+      </w:ins>
+      <w:ins w:id="91" w:author="PR Preview" w:date="2026-01-01T00:00:00Z">
+        <w:r>
+          <w:t xml:space="preserve"> </w:t>
+        </w:r>
+      </w:ins>
+      <m:oMath>
+        <m:r>
+          <m:t>θ</m:t>
+        </m:r>
+      </m:oMath>
+      <w:ins w:id="92" w:author="PR Preview" w:date="2026-01-01T00:00:00Z">
+        <w:r>
+          <w:t xml:space="preserve">,</w:t>
+        </w:r>
+      </w:ins>
+      <w:ins w:id="93" w:author="PR Preview" w:date="2026-01-01T00:00:00Z">
+        <w:r>
+          <w:t xml:space="preserve"> </w:t>
+        </w:r>
+      </w:ins>
+      <w:ins w:id="94" w:author="PR Preview" w:date="2026-01-01T00:00:00Z">
+        <w:r>
+          <w:t xml:space="preserve">in which case it is not an estimator at all</w:t>
+        </w:r>
+      </w:ins>
+      <w:ins w:id="95" w:author="PR Preview" w:date="2026-01-01T00:00:00Z">
+        <w:r>
+          <w:t xml:space="preserve"> </w:t>
+        </w:r>
+      </w:ins>
+      <w:ins w:id="96" w:author="PR Preview" w:date="2026-01-01T00:00:00Z">
+        <w:r>
+          <w:t xml:space="preserve">(</w:t>
+        </w:r>
+      </w:ins>
+      <w:ins w:id="97" w:author="PR Preview" w:date="2026-01-01T00:00:00Z">
+        <w:r>
+          <w:t xml:space="preserve">Casella and Berger (2002, Example 7.3.18)</w:t>
+        </w:r>
+      </w:ins>
+      <w:ins w:id="98" w:author="PR Preview" w:date="2026-01-01T00:00:00Z">
+        <w:r>
+          <w:t xml:space="preserve">).</w:t>
+        </w:r>
+      </w:ins>
+    </w:p>
+    <w:bookmarkEnd w:id="44"/>
+    <w:bookmarkEnd w:id="45"/>
+    <w:bookmarkStart w:id="57" w:name="references"/>
     <w:p>
       <w:pPr>
         <w:pStyle w:val="Heading2"/>
@@ -14347,8 +14551,8 @@
         <w:t xml:space="preserve">References</w:t>
       </w:r>
     </w:p>
-    <w:bookmarkStart w:id="60" w:name="refs"/>
-    <w:bookmarkStart w:id="51" w:name="ref-blackwell1947conditional"/>
+    <w:bookmarkStart w:id="56" w:name="refs"/>
+    <w:bookmarkStart w:id="47" w:name="ref-blackwell1947conditional"/>
     <w:p>
       <w:pPr>
         <w:pStyle w:val="Bibliography"/>
@@ -14381,7 +14585,7 @@
       <w:r>
         <w:t xml:space="preserve"> </w:t>
       </w:r>
-      <w:hyperlink r:id="rId50">
+      <w:hyperlink r:id="rId46">
         <w:r>
           <w:rPr>
             <w:rStyle w:val="Hyperlink"/>
@@ -14393,8 +14597,8 @@
         <w:t xml:space="preserve">.</w:t>
       </w:r>
     </w:p>
-    <w:bookmarkEnd w:id="51"/>
-    <w:bookmarkStart w:id="53" w:name="ref-CaseBerg01"/>
+    <w:bookmarkEnd w:id="47"/>
+    <w:bookmarkStart w:id="49" w:name="ref-CaseBerg01"/>
     <w:p>
       <w:pPr>
         <w:pStyle w:val="Bibliography"/>
@@ -14418,7 +14622,7 @@
       <w:r>
         <w:t xml:space="preserve"> </w:t>
       </w:r>
-      <w:hyperlink r:id="rId52">
+      <w:hyperlink r:id="rId48">
         <w:r>
           <w:rPr>
             <w:rStyle w:val="Hyperlink"/>
@@ -14430,8 +14634,8 @@
         <w:t xml:space="preserve">.</w:t>
       </w:r>
     </w:p>
-    <w:bookmarkEnd w:id="53"/>
-    <w:bookmarkStart w:id="55" w:name="ref-fisher1922mathematical"/>
+    <w:bookmarkEnd w:id="49"/>
+    <w:bookmarkStart w:id="51" w:name="ref-fisher1922mathematical"/>
     <w:p>
       <w:pPr>
         <w:pStyle w:val="Bibliography"/>
@@ -14464,7 +14668,7 @@
       <w:r>
         <w:t xml:space="preserve"> </w:t>
       </w:r>
-      <w:hyperlink r:id="rId54">
+      <w:hyperlink r:id="rId50">
         <w:r>
           <w:rPr>
             <w:rStyle w:val="Hyperlink"/>
@@ -14476,8 +14680,8 @@
         <w:t xml:space="preserve">.</w:t>
       </w:r>
     </w:p>
-    <w:bookmarkEnd w:id="55"/>
-    <w:bookmarkStart w:id="57" w:name="ref-halmos1949application"/>
+    <w:bookmarkEnd w:id="51"/>
+    <w:bookmarkStart w:id="53" w:name="ref-halmos1949application"/>
     <w:p>
       <w:pPr>
         <w:pStyle w:val="Bibliography"/>
@@ -14522,7 +14726,7 @@
       <w:r>
         <w:t xml:space="preserve"> </w:t>
       </w:r>
-      <w:hyperlink r:id="rId56">
+      <w:hyperlink r:id="rId52">
         <w:r>
           <w:rPr>
             <w:rStyle w:val="Hyperlink"/>
@@ -14534,8 +14738,8 @@
         <w:t xml:space="preserve">.</w:t>
       </w:r>
     </w:p>
-    <w:bookmarkEnd w:id="57"/>
-    <w:bookmarkStart w:id="58" w:name="ref-hosmer1989applied"/>
+    <w:bookmarkEnd w:id="53"/>
+    <w:bookmarkStart w:id="54" w:name="ref-hosmer1989applied"/>
     <w:p>
       <w:pPr>
         <w:pStyle w:val="Bibliography"/>
@@ -14557,8 +14761,8 @@
         <w:t xml:space="preserve">. Wiley.</w:t>
       </w:r>
     </w:p>
-    <w:bookmarkEnd w:id="58"/>
-    <w:bookmarkStart w:id="59" w:name="ref-rao1945information"/>
+    <w:bookmarkEnd w:id="54"/>
+    <w:bookmarkStart w:id="55" w:name="ref-rao1945information"/>
     <w:p>
       <w:pPr>
         <w:pStyle w:val="Bibliography"/>
@@ -14589,9 +14793,9 @@
         <w:t xml:space="preserve">37: 81–91.</w:t>
       </w:r>
     </w:p>
-    <w:bookmarkEnd w:id="59"/>
-    <w:bookmarkEnd w:id="60"/>
-    <w:bookmarkEnd w:id="61"/>
+    <w:bookmarkEnd w:id="55"/>
+    <w:bookmarkEnd w:id="56"/>
+    <w:bookmarkEnd w:id="57"/>
     <w:sectPr>
       <w:footnotePr>
         <w:numRestart w:val="eachSect"/>
